--- a/testakten/robotikrecht-roboterflotte-vellbruck-muenchen/44_international_export_note.docx
+++ b/testakten/robotikrecht-roboterflotte-vellbruck-muenchen/44_international_export_note.docx
@@ -37,7 +37,7 @@
         <w:jc w:val="left"/>
       </w:pPr>
       <w:r>
-        <w:t>Dieses Aktenstück betrifft Drittstaat, Dual-Use, Sanktionen. Es ist nicht abschließend freigegeben. Die technische Seite spricht in Versionen, Tickets und Parametern; die rechtliche Seite muss daraus Rollen, Zweckbestimmung, Pflichtenkreis und Beweisrisiko bilden.</w:t>
+        <w:t>Diese Note prüft die außenwirtschaftlichen Punkte des geplanten Flottenexports in die Schweiz und nach Singapur sowie der Fernwartung aus Drittstaaten.</w:t>
       </w:r>
     </w:p>
     <w:p>
@@ -56,13 +56,7 @@
         <w:pStyle w:val="ListBullet"/>
       </w:pPr>
       <w:r>
-        <w:rPr>
-          <w:b/>
-        </w:rPr>
-        <w:t>Drittstaat:</w:t>
-      </w:r>
-      <w:r>
-        <w:t xml:space="preserve"> Die Akte enthält hierzu widersprüchliche Hinweise. Für die rechtliche Bewertung muss geklärt werden, ob die Aussage aus Vertrag, Anleitung, Produktakte, Marketing, Logdaten oder nachträglicher Krisenkommunikation stammt.</w:t>
+        <w:t>Drittstaat: Für die Schweiz und Singapur sind Güterlisten- und Endverwendungsprüfung durchzuführen; die Verschlüsselungsfunktionen sind auf Listenpflicht zu prüfen.</w:t>
       </w:r>
     </w:p>
     <w:p>
@@ -70,13 +64,7 @@
         <w:pStyle w:val="ListBullet"/>
       </w:pPr>
       <w:r>
-        <w:rPr>
-          <w:b/>
-        </w:rPr>
-        <w:t>Dual-Use:</w:t>
-      </w:r>
-      <w:r>
-        <w:t xml:space="preserve"> Die Akte enthält hierzu widersprüchliche Hinweise. Für die rechtliche Bewertung muss geklärt werden, ob die Aussage aus Vertrag, Anleitung, Produktakte, Marketing, Logdaten oder nachträglicher Krisenkommunikation stammt.</w:t>
+        <w:t>Dual-Use: Die AMR-Plattform selbst ist zivil; kritisch sind allenfalls Sensorik-Komponenten und die Verschlüsselung, nicht das Gesamtsystem.</w:t>
       </w:r>
     </w:p>
     <w:p>
@@ -84,13 +72,7 @@
         <w:pStyle w:val="ListBullet"/>
       </w:pPr>
       <w:r>
-        <w:rPr>
-          <w:b/>
-        </w:rPr>
-        <w:t>Sanktionen:</w:t>
-      </w:r>
-      <w:r>
-        <w:t xml:space="preserve"> Die Akte enthält hierzu widersprüchliche Hinweise. Für die rechtliche Bewertung muss geklärt werden, ob die Aussage aus Vertrag, Anleitung, Produktakte, Marketing, Logdaten oder nachträglicher Krisenkommunikation stammt.</w:t>
+        <w:t>Sanktionen: Die Kunden und ihre Anteilseigner werden gegen die einschlägigen Sanktionslisten geprüft; für den Nachtwartungs-Dienstleister gilt dasselbe.</w:t>
       </w:r>
     </w:p>
     <w:p>
@@ -109,7 +91,7 @@
         <w:jc w:val="left"/>
       </w:pPr>
       <w:r>
-        <w:t>Die Unterlage ist bewusst nicht glatt: Vertrieb, Technik, Datenschutz, Qualitätssicherung und Geschäftsführung verwenden nicht immer dieselben Produktnamen. Gerade daraus entsteht das juristische Problem, weil Zweckbestimmung, tatsächliche Nutzung, Werbeaussage und Updatepraxis auseinanderlaufen.</w:t>
+        <w:t>Zwei Bestandskunden fragen Lieferungen nach Basel und Singapur an; die Fernwartung soll aus dem Münchner Leitstand erfolgen, nachts über einen Dienstleister mit Sitz außerhalb der EU.</w:t>
       </w:r>
     </w:p>
     <w:p>
@@ -117,23 +99,7 @@
         <w:jc w:val="left"/>
       </w:pPr>
       <w:r>
-        <w:t>Für die rechtliche Bewertung müssen die technischen Annahmen jeweils mit der Produktakte abgeglichen werden. Eine Risikobeurteilung, die nur den Laborzustand beschreibt, trägt den Pilotbetrieb im Lager oder im Pflegezimmer nicht automatisch.</w:t>
-      </w:r>
-    </w:p>
-    <w:p>
-      <w:pPr>
-        <w:jc w:val="left"/>
-      </w:pPr>
-      <w:r>
-        <w:t>Die Akte enthält mehrere Spuren, die sich gegenseitig widersprechen: Der Betreiber spricht von einem autonomen Flottensystem, die CE-Unterlage von einem assistierten Transportmittel, die Marketingfolien von lernender Umgebungserkennung und die Bedienungsanleitung von festen Sicherheitszonen.</w:t>
-      </w:r>
-    </w:p>
-    <w:p>
-      <w:pPr>
-        <w:jc w:val="left"/>
-      </w:pPr>
-      <w:r>
-        <w:t>Die Kanzlei soll keine finale technische Konformität bescheinigen, sondern entscheiden, welche Unterlagen fehlen, welche Sofortmaßnahmen nötig sind und welche Aussagen gegenüber Behörde, Kunden, Versicherer und Betroffenen vertretbar sind.</w:t>
+        <w:t>Die LumaMove-Einheiten enthalten Verschlüsselungsfunktionen im Kommunikationsmodul; der Researcher-Vorfall VR-884 macht die Exportkonfiguration des Updatekanals zusätzlich relevant.</w:t>
       </w:r>
     </w:p>
     <w:p>
@@ -152,10 +118,7 @@
         <w:pStyle w:val="Heading3"/>
       </w:pPr>
       <w:r>
-        <w:rPr>
-          <w:rFonts w:ascii="Times New Roman" w:hAnsi="Times New Roman"/>
-        </w:rPr>
-        <w:t>Punkt 1</w:t>
+        <w:t>Drittstaat</w:t>
       </w:r>
     </w:p>
     <w:p>
@@ -163,7 +126,15 @@
         <w:jc w:val="left"/>
       </w:pPr>
       <w:r>
-        <w:t>Im Gespräch mit Leonie Rottkamp, Bertram Kiendl und Jasper Rodenwald wurde deutlich, dass die Produktlinie nicht mit einer einzigen rechtlichen Schublade erfasst werden kann. Die Vellbruck Robotics GmbH liefert Hardware, Steuerungssoftware, Cloudfunktionen, Wartung und gelegentlich eine kundenspezifische Parametrisierung. Beim Betreiber Münchner Feinlogistik GmbH wurden Schutzfelder verändert, ohne dass klar ist, ob dies vom Admin-Panel gedeckt oder nur technisch möglich war. Der Pflegepilot im St.-Ludgerus-Klinikum München-Sendling verschärft die Lage, weil dort Sensorik, vulnerable Personen und medizinische Nähe zusammentreffen.</w:t>
+        <w:t>Die Güterklassifizierung wird mit Stückliste des Kommunikationsmoduls dokumentiert; ohne abgeschlossene Prüfung werden keine Lieferzusagen gegeben.</w:t>
+      </w:r>
+    </w:p>
+    <w:p>
+      <w:pPr>
+        <w:pStyle w:val="Heading3"/>
+      </w:pPr>
+      <w:r>
+        <w:t>Dual-Use</w:t>
       </w:r>
     </w:p>
     <w:p>
@@ -171,7 +142,7 @@
         <w:jc w:val="left"/>
       </w:pPr>
       <w:r>
-        <w:t>Für die anwaltliche Bearbeitung sollte zu diesem Punkt eine Belegspur angelegt werden: Dokument, Version, Datum, Verfasser, technische Quelle, rechtliche Relevanz und offene Rückfrage. Besonders gefährlich sind Formulierungen wie „selbstlernend“, „voll autonom“, „MDR-ready“, „sicher ohne Schutzzaun“ oder „keine personenbezogenen Daten“, wenn die technische Dokumentation das nicht trägt.</w:t>
+        <w:t>Die Bewertung wird je Komponente mit Hersteller-Erklärungen unterlegt; die Klassifizierung wird der Ausfuhranmeldung beigefügt.</w:t>
       </w:r>
     </w:p>
     <w:p>
@@ -179,10 +150,7 @@
         <w:pStyle w:val="Heading3"/>
       </w:pPr>
       <w:r>
-        <w:rPr>
-          <w:rFonts w:ascii="Times New Roman" w:hAnsi="Times New Roman"/>
-        </w:rPr>
-        <w:t>Punkt 2</w:t>
+        <w:t>Sanktionen</w:t>
       </w:r>
     </w:p>
     <w:p>
@@ -190,150 +158,7 @@
         <w:jc w:val="left"/>
       </w:pPr>
       <w:r>
-        <w:t>Im Gespräch mit Leonie Rottkamp, Bertram Kiendl und Jasper Rodenwald wurde deutlich, dass die Produktlinie nicht mit einer einzigen rechtlichen Schublade erfasst werden kann. Die Vellbruck Robotics GmbH liefert Hardware, Steuerungssoftware, Cloudfunktionen, Wartung und gelegentlich eine kundenspezifische Parametrisierung. Beim Betreiber Münchner Feinlogistik GmbH wurden Schutzfelder verändert, ohne dass klar ist, ob dies vom Admin-Panel gedeckt oder nur technisch möglich war. Der Pflegepilot im St.-Ludgerus-Klinikum München-Sendling verschärft die Lage, weil dort Sensorik, vulnerable Personen und medizinische Nähe zusammentreffen.</w:t>
-      </w:r>
-    </w:p>
-    <w:p>
-      <w:pPr>
-        <w:jc w:val="left"/>
-      </w:pPr>
-      <w:r>
-        <w:t>Für die anwaltliche Bearbeitung sollte zu diesem Punkt eine Belegspur angelegt werden: Dokument, Version, Datum, Verfasser, technische Quelle, rechtliche Relevanz und offene Rückfrage. Besonders gefährlich sind Formulierungen wie „selbstlernend“, „voll autonom“, „MDR-ready“, „sicher ohne Schutzzaun“ oder „keine personenbezogenen Daten“, wenn die technische Dokumentation das nicht trägt.</w:t>
-      </w:r>
-    </w:p>
-    <w:p>
-      <w:pPr>
-        <w:pStyle w:val="Heading3"/>
-      </w:pPr>
-      <w:r>
-        <w:rPr>
-          <w:rFonts w:ascii="Times New Roman" w:hAnsi="Times New Roman"/>
-        </w:rPr>
-        <w:t>Punkt 3</w:t>
-      </w:r>
-    </w:p>
-    <w:p>
-      <w:pPr>
-        <w:jc w:val="left"/>
-      </w:pPr>
-      <w:r>
-        <w:t>Im Gespräch mit Leonie Rottkamp, Bertram Kiendl und Jasper Rodenwald wurde deutlich, dass die Produktlinie nicht mit einer einzigen rechtlichen Schublade erfasst werden kann. Die Vellbruck Robotics GmbH liefert Hardware, Steuerungssoftware, Cloudfunktionen, Wartung und gelegentlich eine kundenspezifische Parametrisierung. Beim Betreiber Münchner Feinlogistik GmbH wurden Schutzfelder verändert, ohne dass klar ist, ob dies vom Admin-Panel gedeckt oder nur technisch möglich war. Der Pflegepilot im St.-Ludgerus-Klinikum München-Sendling verschärft die Lage, weil dort Sensorik, vulnerable Personen und medizinische Nähe zusammentreffen.</w:t>
-      </w:r>
-    </w:p>
-    <w:p>
-      <w:pPr>
-        <w:jc w:val="left"/>
-      </w:pPr>
-      <w:r>
-        <w:t>Für die anwaltliche Bearbeitung sollte zu diesem Punkt eine Belegspur angelegt werden: Dokument, Version, Datum, Verfasser, technische Quelle, rechtliche Relevanz und offene Rückfrage. Besonders gefährlich sind Formulierungen wie „selbstlernend“, „voll autonom“, „MDR-ready“, „sicher ohne Schutzzaun“ oder „keine personenbezogenen Daten“, wenn die technische Dokumentation das nicht trägt.</w:t>
-      </w:r>
-    </w:p>
-    <w:p>
-      <w:pPr>
-        <w:pStyle w:val="Heading3"/>
-      </w:pPr>
-      <w:r>
-        <w:rPr>
-          <w:rFonts w:ascii="Times New Roman" w:hAnsi="Times New Roman"/>
-        </w:rPr>
-        <w:t>Punkt 4</w:t>
-      </w:r>
-    </w:p>
-    <w:p>
-      <w:pPr>
-        <w:jc w:val="left"/>
-      </w:pPr>
-      <w:r>
-        <w:t>Im Gespräch mit Leonie Rottkamp, Bertram Kiendl und Jasper Rodenwald wurde deutlich, dass die Produktlinie nicht mit einer einzigen rechtlichen Schublade erfasst werden kann. Die Vellbruck Robotics GmbH liefert Hardware, Steuerungssoftware, Cloudfunktionen, Wartung und gelegentlich eine kundenspezifische Parametrisierung. Beim Betreiber Münchner Feinlogistik GmbH wurden Schutzfelder verändert, ohne dass klar ist, ob dies vom Admin-Panel gedeckt oder nur technisch möglich war. Der Pflegepilot im St.-Ludgerus-Klinikum München-Sendling verschärft die Lage, weil dort Sensorik, vulnerable Personen und medizinische Nähe zusammentreffen.</w:t>
-      </w:r>
-    </w:p>
-    <w:p>
-      <w:pPr>
-        <w:jc w:val="left"/>
-      </w:pPr>
-      <w:r>
-        <w:t>Für die anwaltliche Bearbeitung sollte zu diesem Punkt eine Belegspur angelegt werden: Dokument, Version, Datum, Verfasser, technische Quelle, rechtliche Relevanz und offene Rückfrage. Besonders gefährlich sind Formulierungen wie „selbstlernend“, „voll autonom“, „MDR-ready“, „sicher ohne Schutzzaun“ oder „keine personenbezogenen Daten“, wenn die technische Dokumentation das nicht trägt.</w:t>
-      </w:r>
-    </w:p>
-    <w:p>
-      <w:pPr>
-        <w:pStyle w:val="Heading3"/>
-      </w:pPr>
-      <w:r>
-        <w:rPr>
-          <w:rFonts w:ascii="Times New Roman" w:hAnsi="Times New Roman"/>
-        </w:rPr>
-        <w:t>Punkt 5</w:t>
-      </w:r>
-    </w:p>
-    <w:p>
-      <w:pPr>
-        <w:jc w:val="left"/>
-      </w:pPr>
-      <w:r>
-        <w:t>Im Gespräch mit Leonie Rottkamp, Bertram Kiendl und Jasper Rodenwald wurde deutlich, dass die Produktlinie nicht mit einer einzigen rechtlichen Schublade erfasst werden kann. Die Vellbruck Robotics GmbH liefert Hardware, Steuerungssoftware, Cloudfunktionen, Wartung und gelegentlich eine kundenspezifische Parametrisierung. Beim Betreiber Münchner Feinlogistik GmbH wurden Schutzfelder verändert, ohne dass klar ist, ob dies vom Admin-Panel gedeckt oder nur technisch möglich war. Der Pflegepilot im St.-Ludgerus-Klinikum München-Sendling verschärft die Lage, weil dort Sensorik, vulnerable Personen und medizinische Nähe zusammentreffen.</w:t>
-      </w:r>
-    </w:p>
-    <w:p>
-      <w:pPr>
-        <w:jc w:val="left"/>
-      </w:pPr>
-      <w:r>
-        <w:t>Für die anwaltliche Bearbeitung sollte zu diesem Punkt eine Belegspur angelegt werden: Dokument, Version, Datum, Verfasser, technische Quelle, rechtliche Relevanz und offene Rückfrage. Besonders gefährlich sind Formulierungen wie „selbstlernend“, „voll autonom“, „MDR-ready“, „sicher ohne Schutzzaun“ oder „keine personenbezogenen Daten“, wenn die technische Dokumentation das nicht trägt.</w:t>
-      </w:r>
-    </w:p>
-    <w:p>
-      <w:pPr>
-        <w:pStyle w:val="Heading3"/>
-      </w:pPr>
-      <w:r>
-        <w:rPr>
-          <w:rFonts w:ascii="Times New Roman" w:hAnsi="Times New Roman"/>
-        </w:rPr>
-        <w:t>Punkt 6</w:t>
-      </w:r>
-    </w:p>
-    <w:p>
-      <w:pPr>
-        <w:jc w:val="left"/>
-      </w:pPr>
-      <w:r>
-        <w:t>Im Gespräch mit Leonie Rottkamp, Bertram Kiendl und Jasper Rodenwald wurde deutlich, dass die Produktlinie nicht mit einer einzigen rechtlichen Schublade erfasst werden kann. Die Vellbruck Robotics GmbH liefert Hardware, Steuerungssoftware, Cloudfunktionen, Wartung und gelegentlich eine kundenspezifische Parametrisierung. Beim Betreiber Münchner Feinlogistik GmbH wurden Schutzfelder verändert, ohne dass klar ist, ob dies vom Admin-Panel gedeckt oder nur technisch möglich war. Der Pflegepilot im St.-Ludgerus-Klinikum München-Sendling verschärft die Lage, weil dort Sensorik, vulnerable Personen und medizinische Nähe zusammentreffen.</w:t>
-      </w:r>
-    </w:p>
-    <w:p>
-      <w:pPr>
-        <w:jc w:val="left"/>
-      </w:pPr>
-      <w:r>
-        <w:t>Für die anwaltliche Bearbeitung sollte zu diesem Punkt eine Belegspur angelegt werden: Dokument, Version, Datum, Verfasser, technische Quelle, rechtliche Relevanz und offene Rückfrage. Besonders gefährlich sind Formulierungen wie „selbstlernend“, „voll autonom“, „MDR-ready“, „sicher ohne Schutzzaun“ oder „keine personenbezogenen Daten“, wenn die technische Dokumentation das nicht trägt.</w:t>
-      </w:r>
-    </w:p>
-    <w:p>
-      <w:pPr>
-        <w:pStyle w:val="Heading3"/>
-      </w:pPr>
-      <w:r>
-        <w:rPr>
-          <w:rFonts w:ascii="Times New Roman" w:hAnsi="Times New Roman"/>
-        </w:rPr>
-        <w:t>Punkt 7</w:t>
-      </w:r>
-    </w:p>
-    <w:p>
-      <w:pPr>
-        <w:jc w:val="left"/>
-      </w:pPr>
-      <w:r>
-        <w:t>Im Gespräch mit Leonie Rottkamp, Bertram Kiendl und Jasper Rodenwald wurde deutlich, dass die Produktlinie nicht mit einer einzigen rechtlichen Schublade erfasst werden kann. Die Vellbruck Robotics GmbH liefert Hardware, Steuerungssoftware, Cloudfunktionen, Wartung und gelegentlich eine kundenspezifische Parametrisierung. Beim Betreiber Münchner Feinlogistik GmbH wurden Schutzfelder verändert, ohne dass klar ist, ob dies vom Admin-Panel gedeckt oder nur technisch möglich war. Der Pflegepilot im St.-Ludgerus-Klinikum München-Sendling verschärft die Lage, weil dort Sensorik, vulnerable Personen und medizinische Nähe zusammentreffen.</w:t>
-      </w:r>
-    </w:p>
-    <w:p>
-      <w:pPr>
-        <w:jc w:val="left"/>
-      </w:pPr>
-      <w:r>
-        <w:t>Für die anwaltliche Bearbeitung sollte zu diesem Punkt eine Belegspur angelegt werden: Dokument, Version, Datum, Verfasser, technische Quelle, rechtliche Relevanz und offene Rückfrage. Besonders gefährlich sind Formulierungen wie „selbstlernend“, „voll autonom“, „MDR-ready“, „sicher ohne Schutzzaun“ oder „keine personenbezogenen Daten“, wenn die technische Dokumentation das nicht trägt.</w:t>
+        <w:t>Das Screening wird dokumentiert und quartalsweise wiederholt; der Fernwartungszugriff des Dienstleisters wird auf die zugelassenen Kunden begrenzt.</w:t>
       </w:r>
     </w:p>
     <w:p>
@@ -352,7 +177,7 @@
         <w:pStyle w:val="ListBullet"/>
       </w:pPr>
       <w:r>
-        <w:t>Welche Firmware war am Unfalltag tatsächlich aktiv?</w:t>
+        <w:t>Sind die Verschlüsselungsfunktionen listenpflichtig?</w:t>
       </w:r>
     </w:p>
     <w:p>
@@ -360,7 +185,7 @@
         <w:pStyle w:val="ListBullet"/>
       </w:pPr>
       <w:r>
-        <w:t>Welche Zweckbestimmung steht in der final ausgelieferten Anleitung?</w:t>
+        <w:t>Wer ist wirtschaftlich Berechtigter des Singapur-Kunden?</w:t>
       </w:r>
     </w:p>
     <w:p>
@@ -368,23 +193,7 @@
         <w:pStyle w:val="ListBullet"/>
       </w:pPr>
       <w:r>
-        <w:t>Welche Schutzfeldänderungen waren technisch möglich und vertraglich erlaubt?</w:t>
-      </w:r>
-    </w:p>
-    <w:p>
-      <w:pPr>
-        <w:pStyle w:val="ListBullet"/>
-      </w:pPr>
-      <w:r>
-        <w:t>Welche personenbezogenen Daten werden lokal, in der Cloud und in Supporttickets verarbeitet?</w:t>
-      </w:r>
-    </w:p>
-    <w:p>
-      <w:pPr>
-        <w:pStyle w:val="ListBullet"/>
-      </w:pPr>
-      <w:r>
-        <w:t>Welche Aussagen wurden gegenüber Kunden, Behörde und Versicherer bereits gemacht?</w:t>
+        <w:t>Aus welchem Staat greift der Nachtdienstleister technisch zu?</w:t>
       </w:r>
     </w:p>
     <w:sectPr>
